--- a/b1.docx
+++ b/b1.docx
@@ -42,9 +42,7 @@
           <w:spacing w:val="0"/>
           <w:sz w:val="21"/>
           <w:szCs w:val="21"/>
-          <w:bdr w:val="none" w:color="auto" w:sz="0" w:space="0"/>
           <w:shd w:val="clear" w:fill="FFFFFF"/>
-          <w:lang/>
         </w:rPr>
         <w:t>Nhiệm vụ 1 - Kiểm tra dữ liệu trước khi ước lượng </w:t>
       </w:r>
@@ -86,15 +84,14 @@
           <w:spacing w:val="0"/>
           <w:sz w:val="21"/>
           <w:szCs w:val="21"/>
-          <w:bdr w:val="none" w:color="auto" w:sz="0" w:space="0"/>
           <w:shd w:val="clear" w:fill="FFFFFF"/>
-          <w:lang/>
         </w:rPr>
         <w:t>Đọc User Story và Acceptance Criteria của LS01 và LS03 (LS02 là Reference Story, không cần đánh giá). Với mỗi Story, đánh dấu 'Đủ rõ' hoặc 'Cần làm rõ'. Nếu cần làm rõ, chỉ viết một câu hỏi ảnh hưởng trực tiếp đến phạm vi, độ phức tạp hoặc rủi ro; không viết lại toàn bộ Story. </w:t>
       </w:r>
     </w:p>
     <w:tbl>
       <w:tblPr>
+        <w:tblStyle w:val="3"/>
         <w:tblW w:w="9030" w:type="dxa"/>
         <w:tblInd w:w="0" w:type="dxa"/>
         <w:tblBorders>
@@ -105,7 +102,7 @@
           <w:insideH w:val="none" w:color="auto" w:sz="0" w:space="0"/>
           <w:insideV w:val="none" w:color="auto" w:sz="0" w:space="0"/>
         </w:tblBorders>
-        <w:shd w:val="clear"/>
+        <w:shd w:val="clear" w:color="auto" w:fill="auto"/>
         <w:tblLayout w:type="autofit"/>
         <w:tblCellMar>
           <w:top w:w="0" w:type="dxa"/>
@@ -130,7 +127,7 @@
             <w:insideH w:val="none" w:color="auto" w:sz="0" w:space="0"/>
             <w:insideV w:val="none" w:color="auto" w:sz="0" w:space="0"/>
           </w:tblBorders>
-          <w:shd w:val="clear"/>
+          <w:shd w:val="clear" w:color="auto" w:fill="auto"/>
           <w:tblCellMar>
             <w:top w:w="0" w:type="dxa"/>
             <w:left w:w="0" w:type="dxa"/>
@@ -190,8 +187,6 @@
                 <w:color w:val="000000"/>
                 <w:sz w:val="21"/>
                 <w:szCs w:val="21"/>
-                <w:bdr w:val="none" w:color="auto" w:sz="0" w:space="0"/>
-                <w:lang/>
               </w:rPr>
               <w:t>Mã Story</w:t>
             </w:r>
@@ -201,8 +196,6 @@
                 <w:color w:val="000000"/>
                 <w:sz w:val="21"/>
                 <w:szCs w:val="21"/>
-                <w:bdr w:val="none" w:color="auto" w:sz="0" w:space="0"/>
-                <w:lang/>
               </w:rPr>
               <w:t> </w:t>
             </w:r>
@@ -257,8 +250,6 @@
                 <w:color w:val="000000"/>
                 <w:sz w:val="21"/>
                 <w:szCs w:val="21"/>
-                <w:bdr w:val="none" w:color="auto" w:sz="0" w:space="0"/>
-                <w:lang/>
               </w:rPr>
               <w:t>Đủ rõ</w:t>
             </w:r>
@@ -268,8 +259,6 @@
                 <w:color w:val="000000"/>
                 <w:sz w:val="21"/>
                 <w:szCs w:val="21"/>
-                <w:bdr w:val="none" w:color="auto" w:sz="0" w:space="0"/>
-                <w:lang/>
               </w:rPr>
               <w:t> </w:t>
             </w:r>
@@ -324,8 +313,6 @@
                 <w:color w:val="000000"/>
                 <w:sz w:val="21"/>
                 <w:szCs w:val="21"/>
-                <w:bdr w:val="none" w:color="auto" w:sz="0" w:space="0"/>
-                <w:lang/>
               </w:rPr>
               <w:t>Cần làm rõ</w:t>
             </w:r>
@@ -335,8 +322,6 @@
                 <w:color w:val="000000"/>
                 <w:sz w:val="21"/>
                 <w:szCs w:val="21"/>
-                <w:bdr w:val="none" w:color="auto" w:sz="0" w:space="0"/>
-                <w:lang/>
               </w:rPr>
               <w:t> </w:t>
             </w:r>
@@ -391,8 +376,6 @@
                 <w:color w:val="000000"/>
                 <w:sz w:val="21"/>
                 <w:szCs w:val="21"/>
-                <w:bdr w:val="none" w:color="auto" w:sz="0" w:space="0"/>
-                <w:lang/>
               </w:rPr>
               <w:t>Thông tin/câu hỏi còn thiếu</w:t>
             </w:r>
@@ -402,8 +385,6 @@
                 <w:color w:val="000000"/>
                 <w:sz w:val="21"/>
                 <w:szCs w:val="21"/>
-                <w:bdr w:val="none" w:color="auto" w:sz="0" w:space="0"/>
-                <w:lang/>
               </w:rPr>
               <w:t> </w:t>
             </w:r>
@@ -420,7 +401,7 @@
             <w:insideH w:val="none" w:color="auto" w:sz="0" w:space="0"/>
             <w:insideV w:val="none" w:color="auto" w:sz="0" w:space="0"/>
           </w:tblBorders>
-          <w:shd w:val="clear"/>
+          <w:shd w:val="clear" w:color="auto" w:fill="auto"/>
           <w:tblCellMar>
             <w:top w:w="0" w:type="dxa"/>
             <w:left w:w="0" w:type="dxa"/>
@@ -478,8 +459,6 @@
                 <w:color w:val="000000"/>
                 <w:sz w:val="21"/>
                 <w:szCs w:val="21"/>
-                <w:bdr w:val="none" w:color="auto" w:sz="0" w:space="0"/>
-                <w:lang/>
               </w:rPr>
               <w:t>LS01 </w:t>
             </w:r>
@@ -532,7 +511,6 @@
                 <w:color w:val="000000"/>
                 <w:sz w:val="21"/>
                 <w:szCs w:val="21"/>
-                <w:bdr w:val="none" w:color="auto" w:sz="0" w:space="0"/>
                 <w:lang w:val="en-US"/>
               </w:rPr>
               <w:t>x</w:t>
@@ -543,8 +521,6 @@
                 <w:color w:val="000000"/>
                 <w:sz w:val="21"/>
                 <w:szCs w:val="21"/>
-                <w:bdr w:val="none" w:color="auto" w:sz="0" w:space="0"/>
-                <w:lang/>
               </w:rPr>
               <w:t> </w:t>
             </w:r>
@@ -597,8 +573,6 @@
                 <w:color w:val="000000"/>
                 <w:sz w:val="21"/>
                 <w:szCs w:val="21"/>
-                <w:bdr w:val="none" w:color="auto" w:sz="0" w:space="0"/>
-                <w:lang/>
               </w:rPr>
               <w:t>☐ </w:t>
             </w:r>
@@ -650,14 +624,12 @@
                 <w:color w:val="000000"/>
                 <w:sz w:val="21"/>
                 <w:szCs w:val="21"/>
-                <w:bdr w:val="none" w:color="auto" w:sz="0" w:space="0"/>
-                <w:lang/>
               </w:rPr>
               <w:t> </w:t>
             </w:r>
             <w:r>
               <w:rPr>
-                <w:rFonts w:ascii="SimSun" w:hAnsi="SimSun" w:eastAsia="SimSun" w:cs="SimSun"/>
+                <w:rFonts w:hint="default" w:ascii="Arial" w:hAnsi="Arial" w:eastAsia="SimSun" w:cs="Arial"/>
                 <w:sz w:val="24"/>
                 <w:szCs w:val="24"/>
               </w:rPr>
@@ -676,7 +648,6 @@
             <w:insideH w:val="none" w:color="auto" w:sz="0" w:space="0"/>
             <w:insideV w:val="none" w:color="auto" w:sz="0" w:space="0"/>
           </w:tblBorders>
-          <w:shd w:val="clear"/>
           <w:tblCellMar>
             <w:top w:w="0" w:type="dxa"/>
             <w:left w:w="0" w:type="dxa"/>
@@ -734,8 +705,6 @@
                 <w:color w:val="000000"/>
                 <w:sz w:val="21"/>
                 <w:szCs w:val="21"/>
-                <w:bdr w:val="none" w:color="auto" w:sz="0" w:space="0"/>
-                <w:lang/>
               </w:rPr>
               <w:t>LS03 </w:t>
             </w:r>
@@ -788,7 +757,6 @@
                 <w:color w:val="000000"/>
                 <w:sz w:val="21"/>
                 <w:szCs w:val="21"/>
-                <w:bdr w:val="none" w:color="auto" w:sz="0" w:space="0"/>
                 <w:lang w:val="en-US"/>
               </w:rPr>
               <w:t>x</w:t>
@@ -799,8 +767,6 @@
                 <w:color w:val="000000"/>
                 <w:sz w:val="21"/>
                 <w:szCs w:val="21"/>
-                <w:bdr w:val="none" w:color="auto" w:sz="0" w:space="0"/>
-                <w:lang/>
               </w:rPr>
               <w:t> </w:t>
             </w:r>
@@ -853,8 +819,6 @@
                 <w:color w:val="000000"/>
                 <w:sz w:val="21"/>
                 <w:szCs w:val="21"/>
-                <w:bdr w:val="none" w:color="auto" w:sz="0" w:space="0"/>
-                <w:lang/>
               </w:rPr>
               <w:t>☐ </w:t>
             </w:r>
@@ -906,14 +870,12 @@
                 <w:color w:val="000000"/>
                 <w:sz w:val="21"/>
                 <w:szCs w:val="21"/>
-                <w:bdr w:val="none" w:color="auto" w:sz="0" w:space="0"/>
-                <w:lang/>
               </w:rPr>
               <w:t> </w:t>
             </w:r>
             <w:r>
               <w:rPr>
-                <w:rFonts w:ascii="SimSun" w:hAnsi="SimSun" w:eastAsia="SimSun" w:cs="SimSun"/>
+                <w:rFonts w:hint="default" w:ascii="Arial" w:hAnsi="Arial" w:eastAsia="SimSun" w:cs="Arial"/>
                 <w:sz w:val="24"/>
                 <w:szCs w:val="24"/>
               </w:rPr>
@@ -977,9 +939,7 @@
           <w:spacing w:val="0"/>
           <w:sz w:val="21"/>
           <w:szCs w:val="21"/>
-          <w:bdr w:val="none" w:color="auto" w:sz="0" w:space="0"/>
           <w:shd w:val="clear" w:fill="FFFFFF"/>
-          <w:lang/>
         </w:rPr>
         <w:t>Kết quả của Nhiệm vụ 2 - Product Backlog đã ước lượng </w:t>
       </w:r>
@@ -1009,9 +969,7 @@
           <w:spacing w:val="0"/>
           <w:sz w:val="21"/>
           <w:szCs w:val="21"/>
-          <w:bdr w:val="none" w:color="auto" w:sz="0" w:space="0"/>
           <w:shd w:val="clear" w:fill="FFFFFF"/>
-          <w:lang/>
         </w:rPr>
       </w:pPr>
       <w:r>
@@ -1024,9 +982,7 @@
           <w:spacing w:val="0"/>
           <w:sz w:val="21"/>
           <w:szCs w:val="21"/>
-          <w:bdr w:val="none" w:color="auto" w:sz="0" w:space="0"/>
           <w:shd w:val="clear" w:fill="FFFFFF"/>
-          <w:lang/>
         </w:rPr>
         <w:t>Điền Story Point cuối cùng và lý do ngắn (nguyên nhân chênh lệch, so với LS02) vào bảng; dòng LS02 đã điền sẵn làm mẫu. </w:t>
       </w:r>
@@ -1056,14 +1012,13 @@
           <w:spacing w:val="0"/>
           <w:sz w:val="21"/>
           <w:szCs w:val="21"/>
-          <w:bdr w:val="none" w:color="auto" w:sz="0" w:space="0"/>
           <w:shd w:val="clear" w:fill="FFFFFF"/>
-          <w:lang/>
         </w:rPr>
       </w:pPr>
     </w:p>
     <w:tbl>
       <w:tblPr>
+        <w:tblStyle w:val="3"/>
         <w:tblW w:w="9030" w:type="dxa"/>
         <w:tblInd w:w="0" w:type="dxa"/>
         <w:tblBorders>
@@ -1074,7 +1029,7 @@
           <w:insideH w:val="none" w:color="auto" w:sz="0" w:space="0"/>
           <w:insideV w:val="none" w:color="auto" w:sz="0" w:space="0"/>
         </w:tblBorders>
-        <w:shd w:val="clear"/>
+        <w:shd w:val="clear" w:color="auto" w:fill="auto"/>
         <w:tblLayout w:type="autofit"/>
         <w:tblCellMar>
           <w:top w:w="0" w:type="dxa"/>
@@ -1084,11 +1039,11 @@
         </w:tblCellMar>
       </w:tblPr>
       <w:tblGrid>
-        <w:gridCol w:w="873"/>
-        <w:gridCol w:w="758"/>
-        <w:gridCol w:w="1054"/>
-        <w:gridCol w:w="1010"/>
-        <w:gridCol w:w="5335"/>
+        <w:gridCol w:w="881"/>
+        <w:gridCol w:w="770"/>
+        <w:gridCol w:w="1077"/>
+        <w:gridCol w:w="1035"/>
+        <w:gridCol w:w="5267"/>
       </w:tblGrid>
       <w:tr>
         <w:tblPrEx>
@@ -1100,7 +1055,7 @@
             <w:insideH w:val="none" w:color="auto" w:sz="0" w:space="0"/>
             <w:insideV w:val="none" w:color="auto" w:sz="0" w:space="0"/>
           </w:tblBorders>
-          <w:shd w:val="clear"/>
+          <w:shd w:val="clear" w:color="auto" w:fill="auto"/>
           <w:tblCellMar>
             <w:top w:w="0" w:type="dxa"/>
             <w:left w:w="0" w:type="dxa"/>
@@ -1160,8 +1115,6 @@
                 <w:color w:val="000000"/>
                 <w:sz w:val="21"/>
                 <w:szCs w:val="21"/>
-                <w:bdr w:val="none" w:color="auto" w:sz="0" w:space="0"/>
-                <w:lang/>
               </w:rPr>
               <w:t>Mã Story</w:t>
             </w:r>
@@ -1171,8 +1124,6 @@
                 <w:color w:val="000000"/>
                 <w:sz w:val="21"/>
                 <w:szCs w:val="21"/>
-                <w:bdr w:val="none" w:color="auto" w:sz="0" w:space="0"/>
-                <w:lang/>
               </w:rPr>
               <w:t> </w:t>
             </w:r>
@@ -1227,8 +1178,6 @@
                 <w:color w:val="000000"/>
                 <w:sz w:val="21"/>
                 <w:szCs w:val="21"/>
-                <w:bdr w:val="none" w:color="auto" w:sz="0" w:space="0"/>
-                <w:lang/>
               </w:rPr>
               <w:t>Mức ưu tiên</w:t>
             </w:r>
@@ -1238,8 +1187,6 @@
                 <w:color w:val="000000"/>
                 <w:sz w:val="21"/>
                 <w:szCs w:val="21"/>
-                <w:bdr w:val="none" w:color="auto" w:sz="0" w:space="0"/>
-                <w:lang/>
               </w:rPr>
               <w:t> </w:t>
             </w:r>
@@ -1294,8 +1241,6 @@
                 <w:color w:val="000000"/>
                 <w:sz w:val="21"/>
                 <w:szCs w:val="21"/>
-                <w:bdr w:val="none" w:color="auto" w:sz="0" w:space="0"/>
-                <w:lang/>
               </w:rPr>
               <w:t>Kết quả phiếu</w:t>
             </w:r>
@@ -1305,8 +1250,6 @@
                 <w:color w:val="000000"/>
                 <w:sz w:val="21"/>
                 <w:szCs w:val="21"/>
-                <w:bdr w:val="none" w:color="auto" w:sz="0" w:space="0"/>
-                <w:lang/>
               </w:rPr>
               <w:t> </w:t>
             </w:r>
@@ -1361,8 +1304,6 @@
                 <w:color w:val="000000"/>
                 <w:sz w:val="21"/>
                 <w:szCs w:val="21"/>
-                <w:bdr w:val="none" w:color="auto" w:sz="0" w:space="0"/>
-                <w:lang/>
               </w:rPr>
               <w:t>SP cuối cùng</w:t>
             </w:r>
@@ -1372,8 +1313,6 @@
                 <w:color w:val="000000"/>
                 <w:sz w:val="21"/>
                 <w:szCs w:val="21"/>
-                <w:bdr w:val="none" w:color="auto" w:sz="0" w:space="0"/>
-                <w:lang/>
               </w:rPr>
               <w:t> </w:t>
             </w:r>
@@ -1428,8 +1367,6 @@
                 <w:color w:val="000000"/>
                 <w:sz w:val="21"/>
                 <w:szCs w:val="21"/>
-                <w:bdr w:val="none" w:color="auto" w:sz="0" w:space="0"/>
-                <w:lang/>
               </w:rPr>
               <w:t>Lý do ngắn</w:t>
             </w:r>
@@ -1439,8 +1376,6 @@
                 <w:color w:val="000000"/>
                 <w:sz w:val="21"/>
                 <w:szCs w:val="21"/>
-                <w:bdr w:val="none" w:color="auto" w:sz="0" w:space="0"/>
-                <w:lang/>
               </w:rPr>
               <w:t> </w:t>
             </w:r>
@@ -1457,7 +1392,7 @@
             <w:insideH w:val="none" w:color="auto" w:sz="0" w:space="0"/>
             <w:insideV w:val="none" w:color="auto" w:sz="0" w:space="0"/>
           </w:tblBorders>
-          <w:shd w:val="clear"/>
+          <w:shd w:val="clear" w:color="auto" w:fill="auto"/>
           <w:tblCellMar>
             <w:top w:w="0" w:type="dxa"/>
             <w:left w:w="0" w:type="dxa"/>
@@ -1515,8 +1450,6 @@
                 <w:color w:val="000000"/>
                 <w:sz w:val="21"/>
                 <w:szCs w:val="21"/>
-                <w:bdr w:val="none" w:color="auto" w:sz="0" w:space="0"/>
-                <w:lang/>
               </w:rPr>
               <w:t>LS01 </w:t>
             </w:r>
@@ -1569,8 +1502,6 @@
                 <w:color w:val="000000"/>
                 <w:sz w:val="21"/>
                 <w:szCs w:val="21"/>
-                <w:bdr w:val="none" w:color="auto" w:sz="0" w:space="0"/>
-                <w:lang/>
               </w:rPr>
               <w:t>1 </w:t>
             </w:r>
@@ -1623,8 +1554,6 @@
                 <w:color w:val="000000"/>
                 <w:sz w:val="21"/>
                 <w:szCs w:val="21"/>
-                <w:bdr w:val="none" w:color="auto" w:sz="0" w:space="0"/>
-                <w:lang/>
               </w:rPr>
               <w:t>3 - 3 - 5 - 3 </w:t>
             </w:r>
@@ -1678,8 +1607,6 @@
                 <w:color w:val="000000"/>
                 <w:sz w:val="21"/>
                 <w:szCs w:val="21"/>
-                <w:bdr w:val="none" w:color="auto" w:sz="0" w:space="0"/>
-                <w:lang/>
               </w:rPr>
               <w:t> </w:t>
             </w:r>
@@ -1689,7 +1616,6 @@
                 <w:color w:val="000000"/>
                 <w:sz w:val="21"/>
                 <w:szCs w:val="21"/>
-                <w:bdr w:val="none" w:color="auto" w:sz="0" w:space="0"/>
                 <w:lang w:val="en-US"/>
               </w:rPr>
               <w:t>3</w:t>
@@ -1742,14 +1668,12 @@
                 <w:color w:val="000000"/>
                 <w:sz w:val="21"/>
                 <w:szCs w:val="21"/>
-                <w:bdr w:val="none" w:color="auto" w:sz="0" w:space="0"/>
-                <w:lang/>
               </w:rPr>
               <w:t> </w:t>
             </w:r>
             <w:r>
               <w:rPr>
-                <w:rFonts w:ascii="SimSun" w:hAnsi="SimSun" w:eastAsia="SimSun" w:cs="SimSun"/>
+                <w:rFonts w:hint="default" w:ascii="Arial" w:hAnsi="Arial" w:eastAsia="SimSun" w:cs="Arial"/>
                 <w:sz w:val="24"/>
                 <w:szCs w:val="24"/>
               </w:rPr>
@@ -1757,7 +1681,7 @@
             </w:r>
             <w:r>
               <w:rPr>
-                <w:rFonts w:ascii="SimSun" w:hAnsi="SimSun" w:eastAsia="SimSun" w:cs="SimSun"/>
+                <w:rFonts w:hint="default" w:ascii="Arial" w:hAnsi="Arial" w:eastAsia="SimSun" w:cs="Arial"/>
                 <w:b/>
                 <w:bCs/>
                 <w:sz w:val="24"/>
@@ -1767,7 +1691,7 @@
             </w:r>
             <w:r>
               <w:rPr>
-                <w:rFonts w:ascii="SimSun" w:hAnsi="SimSun" w:eastAsia="SimSun" w:cs="SimSun"/>
+                <w:rFonts w:hint="default" w:ascii="Arial" w:hAnsi="Arial" w:eastAsia="SimSun" w:cs="Arial"/>
                 <w:sz w:val="24"/>
                 <w:szCs w:val="24"/>
               </w:rPr>
@@ -1786,7 +1710,7 @@
             <w:insideH w:val="none" w:color="auto" w:sz="0" w:space="0"/>
             <w:insideV w:val="none" w:color="auto" w:sz="0" w:space="0"/>
           </w:tblBorders>
-          <w:shd w:val="clear"/>
+          <w:shd w:val="clear" w:color="auto" w:fill="auto"/>
           <w:tblCellMar>
             <w:top w:w="0" w:type="dxa"/>
             <w:left w:w="0" w:type="dxa"/>
@@ -1844,8 +1768,6 @@
                 <w:color w:val="000000"/>
                 <w:sz w:val="21"/>
                 <w:szCs w:val="21"/>
-                <w:bdr w:val="none" w:color="auto" w:sz="0" w:space="0"/>
-                <w:lang/>
               </w:rPr>
               <w:t>LS02 </w:t>
             </w:r>
@@ -1898,8 +1820,6 @@
                 <w:color w:val="000000"/>
                 <w:sz w:val="21"/>
                 <w:szCs w:val="21"/>
-                <w:bdr w:val="none" w:color="auto" w:sz="0" w:space="0"/>
-                <w:lang/>
               </w:rPr>
               <w:t>2 </w:t>
             </w:r>
@@ -1952,8 +1872,6 @@
                 <w:color w:val="000000"/>
                 <w:sz w:val="21"/>
                 <w:szCs w:val="21"/>
-                <w:bdr w:val="none" w:color="auto" w:sz="0" w:space="0"/>
-                <w:lang/>
               </w:rPr>
               <w:t>3 - 3 - 3 - 3 </w:t>
             </w:r>
@@ -2006,8 +1924,6 @@
                 <w:color w:val="000000"/>
                 <w:sz w:val="21"/>
                 <w:szCs w:val="21"/>
-                <w:bdr w:val="none" w:color="auto" w:sz="0" w:space="0"/>
-                <w:lang/>
               </w:rPr>
               <w:t>3</w:t>
             </w:r>
@@ -2059,8 +1975,6 @@
                 <w:color w:val="000000"/>
                 <w:sz w:val="21"/>
                 <w:szCs w:val="21"/>
-                <w:bdr w:val="none" w:color="auto" w:sz="0" w:space="0"/>
-                <w:lang/>
               </w:rPr>
               <w:t>Reference Story; các phiếu đã trùng nhau.</w:t>
             </w:r>
@@ -2077,7 +1991,7 @@
             <w:insideH w:val="none" w:color="auto" w:sz="0" w:space="0"/>
             <w:insideV w:val="none" w:color="auto" w:sz="0" w:space="0"/>
           </w:tblBorders>
-          <w:shd w:val="clear"/>
+          <w:shd w:val="clear" w:color="auto" w:fill="auto"/>
           <w:tblCellMar>
             <w:top w:w="0" w:type="dxa"/>
             <w:left w:w="0" w:type="dxa"/>
@@ -2135,8 +2049,6 @@
                 <w:color w:val="000000"/>
                 <w:sz w:val="21"/>
                 <w:szCs w:val="21"/>
-                <w:bdr w:val="none" w:color="auto" w:sz="0" w:space="0"/>
-                <w:lang/>
               </w:rPr>
               <w:t>LS03 </w:t>
             </w:r>
@@ -2189,8 +2101,6 @@
                 <w:color w:val="000000"/>
                 <w:sz w:val="21"/>
                 <w:szCs w:val="21"/>
-                <w:bdr w:val="none" w:color="auto" w:sz="0" w:space="0"/>
-                <w:lang/>
               </w:rPr>
               <w:t>3 </w:t>
             </w:r>
@@ -2243,8 +2153,6 @@
                 <w:color w:val="000000"/>
                 <w:sz w:val="21"/>
                 <w:szCs w:val="21"/>
-                <w:bdr w:val="none" w:color="auto" w:sz="0" w:space="0"/>
-                <w:lang/>
               </w:rPr>
               <w:t>5 - 8 - 8 - 5 </w:t>
             </w:r>
@@ -2314,7 +2222,7 @@
             </w:pPr>
             <w:r>
               <w:rPr>
-                <w:rFonts w:ascii="SimSun" w:hAnsi="SimSun" w:eastAsia="SimSun" w:cs="SimSun"/>
+                <w:rFonts w:hint="default" w:ascii="Arial" w:hAnsi="Arial" w:eastAsia="SimSun" w:cs="Arial"/>
                 <w:sz w:val="24"/>
                 <w:szCs w:val="24"/>
               </w:rPr>
@@ -2322,7 +2230,7 @@
             </w:r>
             <w:r>
               <w:rPr>
-                <w:rFonts w:ascii="SimSun" w:hAnsi="SimSun" w:eastAsia="SimSun" w:cs="SimSun"/>
+                <w:rFonts w:hint="default" w:ascii="Arial" w:hAnsi="Arial" w:eastAsia="SimSun" w:cs="Arial"/>
                 <w:b/>
                 <w:bCs/>
                 <w:sz w:val="24"/>
@@ -2332,7 +2240,7 @@
             </w:r>
             <w:r>
               <w:rPr>
-                <w:rFonts w:ascii="SimSun" w:hAnsi="SimSun" w:eastAsia="SimSun" w:cs="SimSun"/>
+                <w:rFonts w:hint="default" w:ascii="Arial" w:hAnsi="Arial" w:eastAsia="SimSun" w:cs="Arial"/>
                 <w:sz w:val="24"/>
                 <w:szCs w:val="24"/>
               </w:rPr>
@@ -2363,7 +2271,6 @@
           <w:spacing w:val="0"/>
           <w:sz w:val="21"/>
           <w:szCs w:val="21"/>
-          <w:bdr w:val="none" w:color="auto" w:sz="0" w:space="0"/>
           <w:shd w:val="clear" w:fill="FFFFFF"/>
         </w:rPr>
       </w:pPr>
@@ -2380,7 +2287,6 @@
           <w:spacing w:val="0"/>
           <w:sz w:val="21"/>
           <w:szCs w:val="21"/>
-          <w:bdr w:val="none" w:color="auto" w:sz="0" w:space="0"/>
           <w:shd w:val="clear" w:fill="FFFFFF"/>
         </w:rPr>
         <w:t>Nhiệm vụ 3 - Phát hiện cách hiểu sai </w:t>
@@ -2400,13 +2306,12 @@
           <w:spacing w:val="0"/>
           <w:sz w:val="21"/>
           <w:szCs w:val="21"/>
-          <w:bdr w:val="none" w:color="auto" w:sz="0" w:space="0"/>
           <w:shd w:val="clear" w:fill="FFFFFF"/>
         </w:rPr>
       </w:pPr>
       <w:r>
         <w:rPr>
-          <w:rFonts w:ascii="SimSun" w:hAnsi="SimSun" w:eastAsia="SimSun" w:cs="SimSun"/>
+          <w:rFonts w:hint="default" w:ascii="Arial" w:hAnsi="Arial" w:eastAsia="SimSun" w:cs="Arial"/>
           <w:sz w:val="24"/>
           <w:szCs w:val="24"/>
         </w:rPr>
@@ -2414,7 +2319,7 @@
       </w:r>
       <w:r>
         <w:rPr>
-          <w:rFonts w:ascii="SimSun" w:hAnsi="SimSun" w:eastAsia="SimSun" w:cs="SimSun"/>
+          <w:rFonts w:hint="default" w:ascii="Arial" w:hAnsi="Arial" w:eastAsia="SimSun" w:cs="Arial"/>
           <w:b/>
           <w:bCs/>
           <w:sz w:val="24"/>
@@ -2424,22 +2329,14 @@
       </w:r>
       <w:r>
         <w:rPr>
-          <w:rFonts w:ascii="SimSun" w:hAnsi="SimSun" w:eastAsia="SimSun" w:cs="SimSun"/>
+          <w:rFonts w:hint="default" w:ascii="Arial" w:hAnsi="Arial" w:eastAsia="SimSun" w:cs="Arial"/>
           <w:sz w:val="24"/>
           <w:szCs w:val="24"/>
         </w:rPr>
-        <w:t xml:space="preserve"> (tổng số Story Point hoàn thành trong các Sprint trước) để dự báo khối lượng công việc có thể cam kết cho Sprint tiếp theo một cách linh hoạt, phản ánh chính xác năng suất thực tế của đội ngũ mà không cần quy đổi cứng nh</w:t>
+        <w:t xml:space="preserve"> (tổng số Story Point hoàn thành trong các Sprint trước) để dự báo khối lượng công việc có thể cam kết cho Sprint tiếp theo một cách linh hoạt, phản ánh chính xác năng suất thực tế của đội ngũ mà không cần quy đổi cứng nhắc sang giờ.</w:t>
       </w:r>
       <w:bookmarkStart w:id="0" w:name="_GoBack"/>
       <w:bookmarkEnd w:id="0"/>
-      <w:r>
-        <w:rPr>
-          <w:rFonts w:ascii="SimSun" w:hAnsi="SimSun" w:eastAsia="SimSun" w:cs="SimSun"/>
-          <w:sz w:val="24"/>
-          <w:szCs w:val="24"/>
-        </w:rPr>
-        <w:t>ắc sang giờ.</w:t>
-      </w:r>
     </w:p>
     <w:sectPr>
       <w:pgSz w:w="11906" w:h="16838"/>
@@ -2749,6 +2646,7 @@
       <w:jc w:val="left"/>
     </w:pPr>
     <w:rPr>
+      <w:rFonts w:ascii="Times New Roman" w:hAnsi="Times New Roman" w:eastAsia="SimSun" w:cs="Times New Roman"/>
       <w:kern w:val="0"/>
       <w:sz w:val="24"/>
       <w:szCs w:val="24"/>
